--- a/business/marketing/ETABLIX-facebook-ads-prompt-pack.docx
+++ b/business/marketing/ETABLIX-facebook-ads-prompt-pack.docx
@@ -1027,6 +1027,848 @@
           <w:sz w:val="26"/>
           <w:szCs w:val="26"/>
         </w:rPr>
+        <w:t xml:space="preserve">The differentiators, and why the first draft of this pack missed them</w:t>
+      </w:r>
+    </w:p>
+    <w:p>
+      <w:pPr>
+        <w:spacing w:after="90" w:before="90" w:line="280"/>
+      </w:pPr>
+      <w:r>
+        <w:rPr>
+          <w:rFonts w:ascii="Arial" w:cs="Arial" w:eastAsia="Arial" w:hAnsi="Arial"/>
+          <w:color w:val="14181D"/>
+          <w:sz w:val="20"/>
+          <w:szCs w:val="20"/>
+        </w:rPr>
+        <w:t xml:space="preserve">The five images below started as five pictures of a problem. Problem agitation gets attention and it is correct direct-response practice, but </w:t>
+      </w:r>
+      <w:r>
+        <w:rPr>
+          <w:rFonts w:ascii="Arial" w:cs="Arial" w:eastAsia="Arial" w:hAnsi="Arial"/>
+          <w:b/>
+          <w:bCs/>
+          <w:color w:val="14181D"/>
+          <w:sz w:val="20"/>
+          <w:szCs w:val="20"/>
+        </w:rPr>
+        <w:t xml:space="preserve">a competitor could have run all five</w:t>
+      </w:r>
+      <w:r>
+        <w:rPr>
+          <w:rFonts w:ascii="Arial" w:cs="Arial" w:eastAsia="Arial" w:hAnsi="Arial"/>
+          <w:color w:val="14181D"/>
+          <w:sz w:val="20"/>
+          <w:szCs w:val="20"/>
+        </w:rPr>
+        <w:t xml:space="preserve">. Nothing in them said why ETABLIX rather than a capable quantity surveyor with a spreadsheet. For a cold audience that is survivable; for the click that leads to a purchase it is fatal, because by then the reader has seen three people describe the same pain.</w:t>
+      </w:r>
+    </w:p>
+    <w:p>
+      <w:pPr>
+        <w:spacing w:after="90" w:before="90" w:line="280"/>
+      </w:pPr>
+      <w:r>
+        <w:rPr>
+          <w:rFonts w:ascii="Arial" w:cs="Arial" w:eastAsia="Arial" w:hAnsi="Arial"/>
+          <w:color w:val="14181D"/>
+          <w:sz w:val="20"/>
+          <w:szCs w:val="20"/>
+        </w:rPr>
+        <w:t xml:space="preserve">The platform pages already carry the three claims that do the differentiating, and they are better written than anything invented for an advertisement:</w:t>
+      </w:r>
+    </w:p>
+    <w:tbl>
+      <w:tblPr>
+        <w:tblW w:type="dxa" w:w="8300"/>
+        <w:tblBorders>
+          <w:top w:val="single" w:color="auto" w:sz="4"/>
+          <w:left w:val="single" w:color="auto" w:sz="4"/>
+          <w:bottom w:val="single" w:color="auto" w:sz="4"/>
+          <w:right w:val="single" w:color="auto" w:sz="4"/>
+          <w:insideH w:val="single" w:color="auto" w:sz="4"/>
+          <w:insideV w:val="single" w:color="auto" w:sz="4"/>
+        </w:tblBorders>
+      </w:tblPr>
+      <w:tblGrid>
+        <w:gridCol w:w="4901"/>
+        <w:gridCol w:w="3399"/>
+      </w:tblGrid>
+      <w:tr>
+        <w:trPr>
+          <w:tblHeader/>
+        </w:trPr>
+        <w:tc>
+          <w:tcPr>
+            <w:tcW w:type="dxa" w:w="4901"/>
+            <w:shd w:fill="14181D" w:color="auto" w:val="clear"/>
+            <w:tcMar>
+              <w:top w:type="dxa" w:w="70"/>
+              <w:left w:type="dxa" w:w="110"/>
+              <w:bottom w:type="dxa" w:w="70"/>
+              <w:right w:type="dxa" w:w="110"/>
+            </w:tcMar>
+          </w:tcPr>
+          <w:p>
+            <w:pPr>
+              <w:spacing w:after="0" w:before="0" w:line="250"/>
+            </w:pPr>
+            <w:r>
+              <w:rPr>
+                <w:rFonts w:ascii="Arial" w:cs="Arial" w:eastAsia="Arial" w:hAnsi="Arial"/>
+                <w:b/>
+                <w:bCs/>
+                <w:color w:val="FFFFFF"/>
+                <w:sz w:val="15"/>
+                <w:szCs w:val="15"/>
+              </w:rPr>
+              <w:t xml:space="preserve">The claim, as the site states it</w:t>
+            </w:r>
+          </w:p>
+        </w:tc>
+        <w:tc>
+          <w:tcPr>
+            <w:tcW w:type="dxa" w:w="3399"/>
+            <w:shd w:fill="14181D" w:color="auto" w:val="clear"/>
+            <w:tcMar>
+              <w:top w:type="dxa" w:w="70"/>
+              <w:left w:type="dxa" w:w="110"/>
+              <w:bottom w:type="dxa" w:w="70"/>
+              <w:right w:type="dxa" w:w="110"/>
+            </w:tcMar>
+          </w:tcPr>
+          <w:p>
+            <w:pPr>
+              <w:spacing w:after="0" w:before="0" w:line="250"/>
+            </w:pPr>
+            <w:r>
+              <w:rPr>
+                <w:rFonts w:ascii="Arial" w:cs="Arial" w:eastAsia="Arial" w:hAnsi="Arial"/>
+                <w:b/>
+                <w:bCs/>
+                <w:color w:val="FFFFFF"/>
+                <w:sz w:val="15"/>
+                <w:szCs w:val="15"/>
+              </w:rPr>
+              <w:t xml:space="preserve">Why it sells</w:t>
+            </w:r>
+          </w:p>
+        </w:tc>
+      </w:tr>
+      <w:tr>
+        <w:tc>
+          <w:tcPr>
+            <w:tcW w:type="dxa" w:w="4901"/>
+            <w:tcMar>
+              <w:top w:type="dxa" w:w="70"/>
+              <w:left w:type="dxa" w:w="110"/>
+              <w:bottom w:type="dxa" w:w="70"/>
+              <w:right w:type="dxa" w:w="110"/>
+            </w:tcMar>
+          </w:tcPr>
+          <w:p>
+            <w:pPr>
+              <w:spacing w:after="0" w:before="0" w:line="250"/>
+            </w:pPr>
+            <w:r>
+              <w:rPr>
+                <w:rFonts w:ascii="Arial" w:cs="Arial" w:eastAsia="Arial" w:hAnsi="Arial"/>
+                <w:color w:val="14181D"/>
+                <w:sz w:val="16"/>
+                <w:szCs w:val="16"/>
+              </w:rPr>
+              <w:t xml:space="preserve">Sixteen deterministic engines produce the findings. The AI writes the report from those findings and cannot recompute them, so every output traces back to the rule and the record that produced it. "Plenty of platforms say AI-powered. Very few can tell you what stops the AI being wrong."</w:t>
+            </w:r>
+          </w:p>
+        </w:tc>
+        <w:tc>
+          <w:tcPr>
+            <w:tcW w:type="dxa" w:w="3399"/>
+            <w:tcMar>
+              <w:top w:type="dxa" w:w="70"/>
+              <w:left w:type="dxa" w:w="110"/>
+              <w:bottom w:type="dxa" w:w="70"/>
+              <w:right w:type="dxa" w:w="110"/>
+            </w:tcMar>
+          </w:tcPr>
+          <w:p>
+            <w:pPr>
+              <w:spacing w:after="0" w:before="0" w:line="250"/>
+            </w:pPr>
+            <w:r>
+              <w:rPr>
+                <w:rFonts w:ascii="Arial" w:cs="Arial" w:eastAsia="Arial" w:hAnsi="Arial"/>
+                <w:color w:val="14181D"/>
+                <w:sz w:val="16"/>
+                <w:szCs w:val="16"/>
+              </w:rPr>
+              <w:t xml:space="preserve">Every buyer in this market has now been pitched AI. None of them has been told what constrains it. This is the only line in the whole offer that a sceptical technical reader cannot have heard before.</w:t>
+            </w:r>
+          </w:p>
+        </w:tc>
+      </w:tr>
+      <w:tr>
+        <w:tc>
+          <w:tcPr>
+            <w:tcW w:type="dxa" w:w="4901"/>
+            <w:shd w:fill="F2EFE7" w:color="auto" w:val="clear"/>
+            <w:tcMar>
+              <w:top w:type="dxa" w:w="70"/>
+              <w:left w:type="dxa" w:w="110"/>
+              <w:bottom w:type="dxa" w:w="70"/>
+              <w:right w:type="dxa" w:w="110"/>
+            </w:tcMar>
+          </w:tcPr>
+          <w:p>
+            <w:pPr>
+              <w:spacing w:after="0" w:before="0" w:line="250"/>
+            </w:pPr>
+            <w:r>
+              <w:rPr>
+                <w:rFonts w:ascii="Arial" w:cs="Arial" w:eastAsia="Arial" w:hAnsi="Arial"/>
+                <w:color w:val="14181D"/>
+                <w:sz w:val="16"/>
+                <w:szCs w:val="16"/>
+              </w:rPr>
+              <w:t xml:space="preserve">"Engines refuse rather than warn." A claimed change on a contract that bars it, with no notice on file, is rejected — not flagged for somebody to notice later. A warning nobody reads is a control that does not exist.</w:t>
+            </w:r>
+          </w:p>
+        </w:tc>
+        <w:tc>
+          <w:tcPr>
+            <w:tcW w:type="dxa" w:w="3399"/>
+            <w:shd w:fill="F2EFE7" w:color="auto" w:val="clear"/>
+            <w:tcMar>
+              <w:top w:type="dxa" w:w="70"/>
+              <w:left w:type="dxa" w:w="110"/>
+              <w:bottom w:type="dxa" w:w="70"/>
+              <w:right w:type="dxa" w:w="110"/>
+            </w:tcMar>
+          </w:tcPr>
+          <w:p>
+            <w:pPr>
+              <w:spacing w:after="0" w:before="0" w:line="250"/>
+            </w:pPr>
+            <w:r>
+              <w:rPr>
+                <w:rFonts w:ascii="Arial" w:cs="Arial" w:eastAsia="Arial" w:hAnsi="Arial"/>
+                <w:color w:val="14181D"/>
+                <w:sz w:val="16"/>
+                <w:szCs w:val="16"/>
+              </w:rPr>
+              <w:t xml:space="preserve">A commercial director has a dashboard full of amber warnings nobody acts on. "It refuses" is a different category of promise.</w:t>
+            </w:r>
+          </w:p>
+        </w:tc>
+      </w:tr>
+      <w:tr>
+        <w:tc>
+          <w:tcPr>
+            <w:tcW w:type="dxa" w:w="4901"/>
+            <w:tcMar>
+              <w:top w:type="dxa" w:w="70"/>
+              <w:left w:type="dxa" w:w="110"/>
+              <w:bottom w:type="dxa" w:w="70"/>
+              <w:right w:type="dxa" w:w="110"/>
+            </w:tcMar>
+          </w:tcPr>
+          <w:p>
+            <w:pPr>
+              <w:spacing w:after="0" w:before="0" w:line="250"/>
+            </w:pPr>
+            <w:r>
+              <w:rPr>
+                <w:rFonts w:ascii="Arial" w:cs="Arial" w:eastAsia="Arial" w:hAnsi="Arial"/>
+                <w:color w:val="14181D"/>
+                <w:sz w:val="16"/>
+                <w:szCs w:val="16"/>
+              </w:rPr>
+              <w:t xml:space="preserve">"Payment follows verified delivery — never invoice submission alone." This single rule eliminates the most common site-services leak: paying for mobilised resources rather than delivered service.</w:t>
+            </w:r>
+          </w:p>
+        </w:tc>
+        <w:tc>
+          <w:tcPr>
+            <w:tcW w:type="dxa" w:w="3399"/>
+            <w:tcMar>
+              <w:top w:type="dxa" w:w="70"/>
+              <w:left w:type="dxa" w:w="110"/>
+              <w:bottom w:type="dxa" w:w="70"/>
+              <w:right w:type="dxa" w:w="110"/>
+            </w:tcMar>
+          </w:tcPr>
+          <w:p>
+            <w:pPr>
+              <w:spacing w:after="0" w:before="0" w:line="250"/>
+            </w:pPr>
+            <w:r>
+              <w:rPr>
+                <w:rFonts w:ascii="Arial" w:cs="Arial" w:eastAsia="Arial" w:hAnsi="Arial"/>
+                <w:color w:val="14181D"/>
+                <w:sz w:val="16"/>
+                <w:szCs w:val="16"/>
+              </w:rPr>
+              <w:t xml:space="preserve">This is money, this month, on a leak they have probably already paid for. It is the most immediately commercial sentence in the business.</w:t>
+            </w:r>
+          </w:p>
+        </w:tc>
+      </w:tr>
+    </w:tbl>
+    <w:p>
+      <w:pPr>
+        <w:spacing w:after="90" w:before="90" w:line="280"/>
+      </w:pPr>
+      <w:r>
+        <w:rPr>
+          <w:rFonts w:ascii="Arial" w:cs="Arial" w:eastAsia="Arial" w:hAnsi="Arial"/>
+          <w:b/>
+          <w:bCs/>
+          <w:color w:val="14181D"/>
+          <w:sz w:val="20"/>
+          <w:szCs w:val="20"/>
+        </w:rPr>
+        <w:t xml:space="preserve">So the pack is now a funnel rather than five interchangeable images.</w:t>
+      </w:r>
+      <w:r>
+        <w:rPr>
+          <w:rFonts w:ascii="Arial" w:cs="Arial" w:eastAsia="Arial" w:hAnsi="Arial"/>
+          <w:color w:val="14181D"/>
+          <w:sz w:val="20"/>
+          <w:szCs w:val="20"/>
+        </w:rPr>
+        <w:t xml:space="preserve"> Two images open on the problem, two show the mechanism, one shows the artefact:</w:t>
+      </w:r>
+    </w:p>
+    <w:tbl>
+      <w:tblPr>
+        <w:tblW w:type="dxa" w:w="8300"/>
+        <w:tblBorders>
+          <w:top w:val="single" w:color="auto" w:sz="4"/>
+          <w:left w:val="single" w:color="auto" w:sz="4"/>
+          <w:bottom w:val="single" w:color="auto" w:sz="4"/>
+          <w:right w:val="single" w:color="auto" w:sz="4"/>
+          <w:insideH w:val="single" w:color="auto" w:sz="4"/>
+          <w:insideV w:val="single" w:color="auto" w:sz="4"/>
+        </w:tblBorders>
+      </w:tblPr>
+      <w:tblGrid>
+        <w:gridCol w:w="2301"/>
+        <w:gridCol w:w="3698"/>
+        <w:gridCol w:w="2301"/>
+      </w:tblGrid>
+      <w:tr>
+        <w:trPr>
+          <w:tblHeader/>
+        </w:trPr>
+        <w:tc>
+          <w:tcPr>
+            <w:tcW w:type="dxa" w:w="2301"/>
+            <w:shd w:fill="14181D" w:color="auto" w:val="clear"/>
+            <w:tcMar>
+              <w:top w:type="dxa" w:w="70"/>
+              <w:left w:type="dxa" w:w="110"/>
+              <w:bottom w:type="dxa" w:w="70"/>
+              <w:right w:type="dxa" w:w="110"/>
+            </w:tcMar>
+          </w:tcPr>
+          <w:p>
+            <w:pPr>
+              <w:spacing w:after="0" w:before="0" w:line="250"/>
+            </w:pPr>
+            <w:r>
+              <w:rPr>
+                <w:rFonts w:ascii="Arial" w:cs="Arial" w:eastAsia="Arial" w:hAnsi="Arial"/>
+                <w:b/>
+                <w:bCs/>
+                <w:color w:val="FFFFFF"/>
+                <w:sz w:val="15"/>
+                <w:szCs w:val="15"/>
+              </w:rPr>
+              <w:t xml:space="preserve">#</w:t>
+            </w:r>
+          </w:p>
+        </w:tc>
+        <w:tc>
+          <w:tcPr>
+            <w:tcW w:type="dxa" w:w="3698"/>
+            <w:shd w:fill="14181D" w:color="auto" w:val="clear"/>
+            <w:tcMar>
+              <w:top w:type="dxa" w:w="70"/>
+              <w:left w:type="dxa" w:w="110"/>
+              <w:bottom w:type="dxa" w:w="70"/>
+              <w:right w:type="dxa" w:w="110"/>
+            </w:tcMar>
+          </w:tcPr>
+          <w:p>
+            <w:pPr>
+              <w:spacing w:after="0" w:before="0" w:line="250"/>
+            </w:pPr>
+            <w:r>
+              <w:rPr>
+                <w:rFonts w:ascii="Arial" w:cs="Arial" w:eastAsia="Arial" w:hAnsi="Arial"/>
+                <w:b/>
+                <w:bCs/>
+                <w:color w:val="FFFFFF"/>
+                <w:sz w:val="15"/>
+                <w:szCs w:val="15"/>
+              </w:rPr>
+              <w:t xml:space="preserve">Job</w:t>
+            </w:r>
+          </w:p>
+        </w:tc>
+        <w:tc>
+          <w:tcPr>
+            <w:tcW w:type="dxa" w:w="2301"/>
+            <w:shd w:fill="14181D" w:color="auto" w:val="clear"/>
+            <w:tcMar>
+              <w:top w:type="dxa" w:w="70"/>
+              <w:left w:type="dxa" w:w="110"/>
+              <w:bottom w:type="dxa" w:w="70"/>
+              <w:right w:type="dxa" w:w="110"/>
+            </w:tcMar>
+          </w:tcPr>
+          <w:p>
+            <w:pPr>
+              <w:spacing w:after="0" w:before="0" w:line="250"/>
+            </w:pPr>
+            <w:r>
+              <w:rPr>
+                <w:rFonts w:ascii="Arial" w:cs="Arial" w:eastAsia="Arial" w:hAnsi="Arial"/>
+                <w:b/>
+                <w:bCs/>
+                <w:color w:val="FFFFFF"/>
+                <w:sz w:val="15"/>
+                <w:szCs w:val="15"/>
+              </w:rPr>
+              <w:t xml:space="preserve">Audience</w:t>
+            </w:r>
+          </w:p>
+        </w:tc>
+      </w:tr>
+      <w:tr>
+        <w:tc>
+          <w:tcPr>
+            <w:tcW w:type="dxa" w:w="2301"/>
+            <w:tcMar>
+              <w:top w:type="dxa" w:w="70"/>
+              <w:left w:type="dxa" w:w="110"/>
+              <w:bottom w:type="dxa" w:w="70"/>
+              <w:right w:type="dxa" w:w="110"/>
+            </w:tcMar>
+          </w:tcPr>
+          <w:p>
+            <w:pPr>
+              <w:spacing w:after="0" w:before="0" w:line="250"/>
+            </w:pPr>
+            <w:r>
+              <w:rPr>
+                <w:rFonts w:ascii="Arial" w:cs="Arial" w:eastAsia="Arial" w:hAnsi="Arial"/>
+                <w:color w:val="14181D"/>
+                <w:sz w:val="16"/>
+                <w:szCs w:val="16"/>
+              </w:rPr>
+              <w:t xml:space="preserve">1 · The field</w:t>
+            </w:r>
+          </w:p>
+        </w:tc>
+        <w:tc>
+          <w:tcPr>
+            <w:tcW w:type="dxa" w:w="3698"/>
+            <w:tcMar>
+              <w:top w:type="dxa" w:w="70"/>
+              <w:left w:type="dxa" w:w="110"/>
+              <w:bottom w:type="dxa" w:w="70"/>
+              <w:right w:type="dxa" w:w="110"/>
+            </w:tcMar>
+          </w:tcPr>
+          <w:p>
+            <w:pPr>
+              <w:spacing w:after="0" w:before="0" w:line="250"/>
+            </w:pPr>
+            <w:r>
+              <w:rPr>
+                <w:rFonts w:ascii="Arial" w:cs="Arial" w:eastAsia="Arial" w:hAnsi="Arial"/>
+                <w:color w:val="14181D"/>
+                <w:sz w:val="16"/>
+                <w:szCs w:val="16"/>
+              </w:rPr>
+              <w:t xml:space="preserve">Stop the scroll on loss</w:t>
+            </w:r>
+          </w:p>
+        </w:tc>
+        <w:tc>
+          <w:tcPr>
+            <w:tcW w:type="dxa" w:w="2301"/>
+            <w:tcMar>
+              <w:top w:type="dxa" w:w="70"/>
+              <w:left w:type="dxa" w:w="110"/>
+              <w:bottom w:type="dxa" w:w="70"/>
+              <w:right w:type="dxa" w:w="110"/>
+            </w:tcMar>
+          </w:tcPr>
+          <w:p>
+            <w:pPr>
+              <w:spacing w:after="0" w:before="0" w:line="250"/>
+            </w:pPr>
+            <w:r>
+              <w:rPr>
+                <w:rFonts w:ascii="Arial" w:cs="Arial" w:eastAsia="Arial" w:hAnsi="Arial"/>
+                <w:color w:val="14181D"/>
+                <w:sz w:val="16"/>
+                <w:szCs w:val="16"/>
+              </w:rPr>
+              <w:t xml:space="preserve">Cold</w:t>
+            </w:r>
+          </w:p>
+        </w:tc>
+      </w:tr>
+      <w:tr>
+        <w:tc>
+          <w:tcPr>
+            <w:tcW w:type="dxa" w:w="2301"/>
+            <w:shd w:fill="F2EFE7" w:color="auto" w:val="clear"/>
+            <w:tcMar>
+              <w:top w:type="dxa" w:w="70"/>
+              <w:left w:type="dxa" w:w="110"/>
+              <w:bottom w:type="dxa" w:w="70"/>
+              <w:right w:type="dxa" w:w="110"/>
+            </w:tcMar>
+          </w:tcPr>
+          <w:p>
+            <w:pPr>
+              <w:spacing w:after="0" w:before="0" w:line="250"/>
+            </w:pPr>
+            <w:r>
+              <w:rPr>
+                <w:rFonts w:ascii="Arial" w:cs="Arial" w:eastAsia="Arial" w:hAnsi="Arial"/>
+                <w:color w:val="14181D"/>
+                <w:sz w:val="16"/>
+                <w:szCs w:val="16"/>
+              </w:rPr>
+              <w:t xml:space="preserve">5 · The bid room</w:t>
+            </w:r>
+          </w:p>
+        </w:tc>
+        <w:tc>
+          <w:tcPr>
+            <w:tcW w:type="dxa" w:w="3698"/>
+            <w:shd w:fill="F2EFE7" w:color="auto" w:val="clear"/>
+            <w:tcMar>
+              <w:top w:type="dxa" w:w="70"/>
+              <w:left w:type="dxa" w:w="110"/>
+              <w:bottom w:type="dxa" w:w="70"/>
+              <w:right w:type="dxa" w:w="110"/>
+            </w:tcMar>
+          </w:tcPr>
+          <w:p>
+            <w:pPr>
+              <w:spacing w:after="0" w:before="0" w:line="250"/>
+            </w:pPr>
+            <w:r>
+              <w:rPr>
+                <w:rFonts w:ascii="Arial" w:cs="Arial" w:eastAsia="Arial" w:hAnsi="Arial"/>
+                <w:color w:val="14181D"/>
+                <w:sz w:val="16"/>
+                <w:szCs w:val="16"/>
+              </w:rPr>
+              <w:t xml:space="preserve">Stop the scroll on deadline</w:t>
+            </w:r>
+          </w:p>
+        </w:tc>
+        <w:tc>
+          <w:tcPr>
+            <w:tcW w:type="dxa" w:w="2301"/>
+            <w:shd w:fill="F2EFE7" w:color="auto" w:val="clear"/>
+            <w:tcMar>
+              <w:top w:type="dxa" w:w="70"/>
+              <w:left w:type="dxa" w:w="110"/>
+              <w:bottom w:type="dxa" w:w="70"/>
+              <w:right w:type="dxa" w:w="110"/>
+            </w:tcMar>
+          </w:tcPr>
+          <w:p>
+            <w:pPr>
+              <w:spacing w:after="0" w:before="0" w:line="250"/>
+            </w:pPr>
+            <w:r>
+              <w:rPr>
+                <w:rFonts w:ascii="Arial" w:cs="Arial" w:eastAsia="Arial" w:hAnsi="Arial"/>
+                <w:color w:val="14181D"/>
+                <w:sz w:val="16"/>
+                <w:szCs w:val="16"/>
+              </w:rPr>
+              <w:t xml:space="preserve">Cold</w:t>
+            </w:r>
+          </w:p>
+        </w:tc>
+      </w:tr>
+      <w:tr>
+        <w:tc>
+          <w:tcPr>
+            <w:tcW w:type="dxa" w:w="2301"/>
+            <w:tcMar>
+              <w:top w:type="dxa" w:w="70"/>
+              <w:left w:type="dxa" w:w="110"/>
+              <w:bottom w:type="dxa" w:w="70"/>
+              <w:right w:type="dxa" w:w="110"/>
+            </w:tcMar>
+          </w:tcPr>
+          <w:p>
+            <w:pPr>
+              <w:spacing w:after="0" w:before="0" w:line="250"/>
+            </w:pPr>
+            <w:r>
+              <w:rPr>
+                <w:rFonts w:ascii="Arial" w:cs="Arial" w:eastAsia="Arial" w:hAnsi="Arial"/>
+                <w:color w:val="14181D"/>
+                <w:sz w:val="16"/>
+                <w:szCs w:val="16"/>
+              </w:rPr>
+              <w:t xml:space="preserve">6 · The refusal</w:t>
+            </w:r>
+          </w:p>
+        </w:tc>
+        <w:tc>
+          <w:tcPr>
+            <w:tcW w:type="dxa" w:w="3698"/>
+            <w:tcMar>
+              <w:top w:type="dxa" w:w="70"/>
+              <w:left w:type="dxa" w:w="110"/>
+              <w:bottom w:type="dxa" w:w="70"/>
+              <w:right w:type="dxa" w:w="110"/>
+            </w:tcMar>
+          </w:tcPr>
+          <w:p>
+            <w:pPr>
+              <w:spacing w:after="0" w:before="0" w:line="250"/>
+            </w:pPr>
+            <w:r>
+              <w:rPr>
+                <w:rFonts w:ascii="Arial" w:cs="Arial" w:eastAsia="Arial" w:hAnsi="Arial"/>
+                <w:color w:val="14181D"/>
+                <w:sz w:val="16"/>
+                <w:szCs w:val="16"/>
+              </w:rPr>
+              <w:t xml:space="preserve">Differentiate — it refuses, it does not warn</w:t>
+            </w:r>
+          </w:p>
+        </w:tc>
+        <w:tc>
+          <w:tcPr>
+            <w:tcW w:type="dxa" w:w="2301"/>
+            <w:tcMar>
+              <w:top w:type="dxa" w:w="70"/>
+              <w:left w:type="dxa" w:w="110"/>
+              <w:bottom w:type="dxa" w:w="70"/>
+              <w:right w:type="dxa" w:w="110"/>
+            </w:tcMar>
+          </w:tcPr>
+          <w:p>
+            <w:pPr>
+              <w:spacing w:after="0" w:before="0" w:line="250"/>
+            </w:pPr>
+            <w:r>
+              <w:rPr>
+                <w:rFonts w:ascii="Arial" w:cs="Arial" w:eastAsia="Arial" w:hAnsi="Arial"/>
+                <w:color w:val="14181D"/>
+                <w:sz w:val="16"/>
+                <w:szCs w:val="16"/>
+              </w:rPr>
+              <w:t xml:space="preserve">Warm, and anyone who clicked</w:t>
+            </w:r>
+          </w:p>
+        </w:tc>
+      </w:tr>
+      <w:tr>
+        <w:tc>
+          <w:tcPr>
+            <w:tcW w:type="dxa" w:w="2301"/>
+            <w:shd w:fill="F2EFE7" w:color="auto" w:val="clear"/>
+            <w:tcMar>
+              <w:top w:type="dxa" w:w="70"/>
+              <w:left w:type="dxa" w:w="110"/>
+              <w:bottom w:type="dxa" w:w="70"/>
+              <w:right w:type="dxa" w:w="110"/>
+            </w:tcMar>
+          </w:tcPr>
+          <w:p>
+            <w:pPr>
+              <w:spacing w:after="0" w:before="0" w:line="250"/>
+            </w:pPr>
+            <w:r>
+              <w:rPr>
+                <w:rFonts w:ascii="Arial" w:cs="Arial" w:eastAsia="Arial" w:hAnsi="Arial"/>
+                <w:color w:val="14181D"/>
+                <w:sz w:val="16"/>
+                <w:szCs w:val="16"/>
+              </w:rPr>
+              <w:t xml:space="preserve">7 · The thread to the clause</w:t>
+            </w:r>
+          </w:p>
+        </w:tc>
+        <w:tc>
+          <w:tcPr>
+            <w:tcW w:type="dxa" w:w="3698"/>
+            <w:shd w:fill="F2EFE7" w:color="auto" w:val="clear"/>
+            <w:tcMar>
+              <w:top w:type="dxa" w:w="70"/>
+              <w:left w:type="dxa" w:w="110"/>
+              <w:bottom w:type="dxa" w:w="70"/>
+              <w:right w:type="dxa" w:w="110"/>
+            </w:tcMar>
+          </w:tcPr>
+          <w:p>
+            <w:pPr>
+              <w:spacing w:after="0" w:before="0" w:line="250"/>
+            </w:pPr>
+            <w:r>
+              <w:rPr>
+                <w:rFonts w:ascii="Arial" w:cs="Arial" w:eastAsia="Arial" w:hAnsi="Arial"/>
+                <w:color w:val="14181D"/>
+                <w:sz w:val="16"/>
+                <w:szCs w:val="16"/>
+              </w:rPr>
+              <w:t xml:space="preserve">Differentiate — every figure traces to a rule</w:t>
+            </w:r>
+          </w:p>
+        </w:tc>
+        <w:tc>
+          <w:tcPr>
+            <w:tcW w:type="dxa" w:w="2301"/>
+            <w:shd w:fill="F2EFE7" w:color="auto" w:val="clear"/>
+            <w:tcMar>
+              <w:top w:type="dxa" w:w="70"/>
+              <w:left w:type="dxa" w:w="110"/>
+              <w:bottom w:type="dxa" w:w="70"/>
+              <w:right w:type="dxa" w:w="110"/>
+            </w:tcMar>
+          </w:tcPr>
+          <w:p>
+            <w:pPr>
+              <w:spacing w:after="0" w:before="0" w:line="250"/>
+            </w:pPr>
+            <w:r>
+              <w:rPr>
+                <w:rFonts w:ascii="Arial" w:cs="Arial" w:eastAsia="Arial" w:hAnsi="Arial"/>
+                <w:color w:val="14181D"/>
+                <w:sz w:val="16"/>
+                <w:szCs w:val="16"/>
+              </w:rPr>
+              <w:t xml:space="preserve">Warm</w:t>
+            </w:r>
+          </w:p>
+        </w:tc>
+      </w:tr>
+      <w:tr>
+        <w:tc>
+          <w:tcPr>
+            <w:tcW w:type="dxa" w:w="2301"/>
+            <w:tcMar>
+              <w:top w:type="dxa" w:w="70"/>
+              <w:left w:type="dxa" w:w="110"/>
+              <w:bottom w:type="dxa" w:w="70"/>
+              <w:right w:type="dxa" w:w="110"/>
+            </w:tcMar>
+          </w:tcPr>
+          <w:p>
+            <w:pPr>
+              <w:spacing w:after="0" w:before="0" w:line="250"/>
+            </w:pPr>
+            <w:r>
+              <w:rPr>
+                <w:rFonts w:ascii="Arial" w:cs="Arial" w:eastAsia="Arial" w:hAnsi="Arial"/>
+                <w:color w:val="14181D"/>
+                <w:sz w:val="16"/>
+                <w:szCs w:val="16"/>
+              </w:rPr>
+              <w:t xml:space="preserve">3 · The document</w:t>
+            </w:r>
+          </w:p>
+        </w:tc>
+        <w:tc>
+          <w:tcPr>
+            <w:tcW w:type="dxa" w:w="3698"/>
+            <w:tcMar>
+              <w:top w:type="dxa" w:w="70"/>
+              <w:left w:type="dxa" w:w="110"/>
+              <w:bottom w:type="dxa" w:w="70"/>
+              <w:right w:type="dxa" w:w="110"/>
+            </w:tcMar>
+          </w:tcPr>
+          <w:p>
+            <w:pPr>
+              <w:spacing w:after="0" w:before="0" w:line="250"/>
+            </w:pPr>
+            <w:r>
+              <w:rPr>
+                <w:rFonts w:ascii="Arial" w:cs="Arial" w:eastAsia="Arial" w:hAnsi="Arial"/>
+                <w:color w:val="14181D"/>
+                <w:sz w:val="16"/>
+                <w:szCs w:val="16"/>
+              </w:rPr>
+              <w:t xml:space="preserve">Close — this is what arrives</w:t>
+            </w:r>
+          </w:p>
+        </w:tc>
+        <w:tc>
+          <w:tcPr>
+            <w:tcW w:type="dxa" w:w="2301"/>
+            <w:tcMar>
+              <w:top w:type="dxa" w:w="70"/>
+              <w:left w:type="dxa" w:w="110"/>
+              <w:bottom w:type="dxa" w:w="70"/>
+              <w:right w:type="dxa" w:w="110"/>
+            </w:tcMar>
+          </w:tcPr>
+          <w:p>
+            <w:pPr>
+              <w:spacing w:after="0" w:before="0" w:line="250"/>
+            </w:pPr>
+            <w:r>
+              <w:rPr>
+                <w:rFonts w:ascii="Arial" w:cs="Arial" w:eastAsia="Arial" w:hAnsi="Arial"/>
+                <w:color w:val="14181D"/>
+                <w:sz w:val="16"/>
+                <w:szCs w:val="16"/>
+              </w:rPr>
+              <w:t xml:space="preserve">Retargeting only</w:t>
+            </w:r>
+          </w:p>
+        </w:tc>
+      </w:tr>
+    </w:tbl>
+    <w:p>
+      <w:pPr>
+        <w:spacing w:after="90" w:before="90" w:line="280"/>
+      </w:pPr>
+      <w:r>
+        <w:rPr>
+          <w:rFonts w:ascii="Arial" w:cs="Arial" w:eastAsia="Arial" w:hAnsi="Arial"/>
+          <w:color w:val="14181D"/>
+          <w:sz w:val="20"/>
+          <w:szCs w:val="20"/>
+        </w:rPr>
+        <w:t xml:space="preserve">Images 2 and 4 are kept as alternates. Two is the better cold opener where the audience is site-side rather than commercial; four is the credibility filler for a carousel's second frame, where no caption claims it.</w:t>
+      </w:r>
+    </w:p>
+    <w:p>
+      <w:pPr>
+        <w:pStyle w:val="Heading1"/>
+        <w:keepNext/>
+        <w:pBdr>
+          <w:bottom w:val="single" w:color="9C7A3C" w:sz="8" w:space="6"/>
+        </w:pBdr>
+        <w:spacing w:after="150" w:before="380"/>
+      </w:pPr>
+      <w:r>
+        <w:rPr>
+          <w:rFonts w:ascii="Arial" w:cs="Arial" w:eastAsia="Arial" w:hAnsi="Arial"/>
+          <w:b/>
+          <w:bCs/>
+          <w:color w:val="14181D"/>
+          <w:sz w:val="26"/>
+          <w:szCs w:val="26"/>
+        </w:rPr>
         <w:t xml:space="preserve">Prompt 1 — The field you have to give back</w:t>
       </w:r>
     </w:p>
@@ -1106,7 +1948,7 @@
           <w:sz w:val="20"/>
           <w:szCs w:val="20"/>
         </w:rPr>
-        <w:t xml:space="preserve">Suggested overlay:</w:t>
+        <w:t xml:space="preserve">Overlay:</w:t>
       </w:r>
       <w:r>
         <w:rPr>
@@ -1226,7 +2068,7 @@
           <w:sz w:val="20"/>
           <w:szCs w:val="20"/>
         </w:rPr>
-        <w:t xml:space="preserve">Suggested overlay:</w:t>
+        <w:t xml:space="preserve">Overlay:</w:t>
       </w:r>
       <w:r>
         <w:rPr>
@@ -1246,53 +2088,7 @@
           <w:sz w:val="20"/>
           <w:szCs w:val="20"/>
         </w:rPr>
-        <w:t xml:space="preserve">Nine hundred lost hours. Day one.</w:t>
-      </w:r>
-    </w:p>
-    <w:p>
-      <w:pPr>
-        <w:pStyle w:val="Heading1"/>
-        <w:keepNext/>
-        <w:pBdr>
-          <w:bottom w:val="single" w:color="9C7A3C" w:sz="8" w:space="6"/>
-        </w:pBdr>
-        <w:spacing w:after="150" w:before="380"/>
-      </w:pPr>
-      <w:r>
-        <w:rPr>
-          <w:rFonts w:ascii="Arial" w:cs="Arial" w:eastAsia="Arial" w:hAnsi="Arial"/>
-          <w:b/>
-          <w:bCs/>
-          <w:color w:val="14181D"/>
-          <w:sz w:val="26"/>
-          <w:szCs w:val="26"/>
-        </w:rPr>
-        <w:t xml:space="preserve">Prompt 3 — The document (the only honest proof we have)</w:t>
-      </w:r>
-    </w:p>
-    <w:p>
-      <w:pPr>
-        <w:spacing w:after="90" w:before="90" w:line="280"/>
-      </w:pPr>
-      <w:r>
-        <w:rPr>
-          <w:rFonts w:ascii="Arial" w:cs="Arial" w:eastAsia="Arial" w:hAnsi="Arial"/>
-          <w:b/>
-          <w:bCs/>
-          <w:color w:val="14181D"/>
-          <w:sz w:val="20"/>
-          <w:szCs w:val="20"/>
-        </w:rPr>
-        <w:t xml:space="preserve">The angle: the deliverable, and the one image that is legitimately ours.</w:t>
-      </w:r>
-      <w:r>
-        <w:rPr>
-          <w:rFonts w:ascii="Arial" w:cs="Arial" w:eastAsia="Arial" w:hAnsi="Arial"/>
-          <w:color w:val="14181D"/>
-          <w:sz w:val="20"/>
-          <w:szCs w:val="20"/>
-        </w:rPr>
-        <w:t xml:space="preserve"> We cannot show a client's site. We can show what we produce, because the specimen diagnostic exists. This is the "I have the number and I can defend it" image, and it is the one to put behind the retargeting ads where the viewer already knows who we are.</w:t>
+        <w:t xml:space="preserve">The rate was right. The date was wrong.</w:t>
       </w:r>
     </w:p>
     <w:p>
@@ -1311,7 +2107,53 @@
           <w:sz w:val="19"/>
           <w:szCs w:val="19"/>
         </w:rPr>
-        <w:t xml:space="preserve">Overhead flat-lay photograph on a dark walnut desk, warm directional window light from the upper left casting soft shadows. An open printed technical report lying flat, showing a dense engineering pricing schedule — ruled table, many narrow rows of figures, section headings — with one single line ringed in pencil and a faint pencil annotation beside it. Resting around it: a scuffed white hard hat upside down at the edge of frame, a mechanical pencil, a pair of reading glasses, a half-drunk black coffee in a plain white cup with a cold ring on the saucer, the corner of a closed laptop. A rolled set of drawings just out of frame. Shot directly from above on a 50mm lens, f/4, shallow falloff at the edges, rich warm neutral palette of walnut, cream paper, graphite. The figures in the table must be soft and illegible — out of resolution — so no number can be read. Editorial, tactile, quietly authoritative.</w:t>
+        <w:t xml:space="preserve">Withdrawn: "Nine hundred lost hours. Day one." That was the first version of this overlay and it was an invented statistic. Nobody has measured nine hundred hours on anything. It breaks the rule this whole business is built on, and it would have been the one line in the campaign a contractor could have demanded a source for. The replacement makes the same point and asserts nothing.</w:t>
+      </w:r>
+    </w:p>
+    <w:p>
+      <w:pPr>
+        <w:pStyle w:val="Heading1"/>
+        <w:keepNext/>
+        <w:pBdr>
+          <w:bottom w:val="single" w:color="9C7A3C" w:sz="8" w:space="6"/>
+        </w:pBdr>
+        <w:spacing w:after="150" w:before="380"/>
+      </w:pPr>
+      <w:r>
+        <w:rPr>
+          <w:rFonts w:ascii="Arial" w:cs="Arial" w:eastAsia="Arial" w:hAnsi="Arial"/>
+          <w:b/>
+          <w:bCs/>
+          <w:color w:val="14181D"/>
+          <w:sz w:val="26"/>
+          <w:szCs w:val="26"/>
+        </w:rPr>
+        <w:t xml:space="preserve">Prompt 3 — The document (the only honest proof we have)</w:t>
+      </w:r>
+    </w:p>
+    <w:p>
+      <w:pPr>
+        <w:spacing w:after="90" w:before="90" w:line="280"/>
+      </w:pPr>
+      <w:r>
+        <w:rPr>
+          <w:rFonts w:ascii="Arial" w:cs="Arial" w:eastAsia="Arial" w:hAnsi="Arial"/>
+          <w:b/>
+          <w:bCs/>
+          <w:color w:val="14181D"/>
+          <w:sz w:val="20"/>
+          <w:szCs w:val="20"/>
+        </w:rPr>
+        <w:t xml:space="preserve">The angle: the deliverable, and the one image that is legitimately ours.</w:t>
+      </w:r>
+      <w:r>
+        <w:rPr>
+          <w:rFonts w:ascii="Arial" w:cs="Arial" w:eastAsia="Arial" w:hAnsi="Arial"/>
+          <w:color w:val="14181D"/>
+          <w:sz w:val="20"/>
+          <w:szCs w:val="20"/>
+        </w:rPr>
+        <w:t xml:space="preserve"> We cannot show a client's site. We can show what we produce, because the specimen diagnostic exists. This is the "I have the number and I can defend it" image, and it is the one to put behind the retargeting ads where the viewer already knows who we are.</w:t>
       </w:r>
     </w:p>
     <w:p>
@@ -1330,89 +2172,7 @@
           <w:sz w:val="19"/>
           <w:szCs w:val="19"/>
         </w:rPr>
-        <w:t xml:space="preserve">Negative: no legible numbers, no legible text, no logos, no brand marks, no watermark, no people, no hands, no clutter, no bright saturated colour, no illustration, no 3D render look.</w:t>
-      </w:r>
-    </w:p>
-    <w:p>
-      <w:pPr>
-        <w:spacing w:after="90" w:before="90" w:line="280"/>
-      </w:pPr>
-      <w:r>
-        <w:rPr>
-          <w:rFonts w:ascii="Arial" w:cs="Arial" w:eastAsia="Arial" w:hAnsi="Arial"/>
-          <w:b/>
-          <w:bCs/>
-          <w:color w:val="14181D"/>
-          <w:sz w:val="20"/>
-          <w:szCs w:val="20"/>
-        </w:rPr>
-        <w:t xml:space="preserve">Suggested overlay:</w:t>
-      </w:r>
-      <w:r>
-        <w:rPr>
-          <w:rFonts w:ascii="Arial" w:cs="Arial" w:eastAsia="Arial" w:hAnsi="Arial"/>
-          <w:color w:val="14181D"/>
-          <w:sz w:val="20"/>
-          <w:szCs w:val="20"/>
-        </w:rPr>
-        <w:t xml:space="preserve"> </w:t>
-      </w:r>
-      <w:r>
-        <w:rPr>
-          <w:rFonts w:ascii="Arial" w:cs="Arial" w:eastAsia="Arial" w:hAnsi="Arial"/>
-          <w:i/>
-          <w:iCs/>
-          <w:color w:val="14181D"/>
-          <w:sz w:val="20"/>
-          <w:szCs w:val="20"/>
-        </w:rPr>
-        <w:t xml:space="preserve">A number you can defend in a meeting.</w:t>
-      </w:r>
-    </w:p>
-    <w:p>
-      <w:pPr>
-        <w:pStyle w:val="Heading1"/>
-        <w:keepNext/>
-        <w:pBdr>
-          <w:bottom w:val="single" w:color="9C7A3C" w:sz="8" w:space="6"/>
-        </w:pBdr>
-        <w:spacing w:after="150" w:before="380"/>
-      </w:pPr>
-      <w:r>
-        <w:rPr>
-          <w:rFonts w:ascii="Arial" w:cs="Arial" w:eastAsia="Arial" w:hAnsi="Arial"/>
-          <w:b/>
-          <w:bCs/>
-          <w:color w:val="14181D"/>
-          <w:sz w:val="26"/>
-          <w:szCs w:val="26"/>
-        </w:rPr>
-        <w:t xml:space="preserve">Prompt 4 — The thing at full scale</w:t>
-      </w:r>
-    </w:p>
-    <w:p>
-      <w:pPr>
-        <w:spacing w:after="90" w:before="90" w:line="280"/>
-      </w:pPr>
-      <w:r>
-        <w:rPr>
-          <w:rFonts w:ascii="Arial" w:cs="Arial" w:eastAsia="Arial" w:hAnsi="Arial"/>
-          <w:b/>
-          <w:bCs/>
-          <w:color w:val="14181D"/>
-          <w:sz w:val="20"/>
-          <w:szCs w:val="20"/>
-        </w:rPr>
-        <w:t xml:space="preserve">The angle: competence and scale.</w:t>
-      </w:r>
-      <w:r>
-        <w:rPr>
-          <w:rFonts w:ascii="Arial" w:cs="Arial" w:eastAsia="Arial" w:hAnsi="Arial"/>
-          <w:color w:val="14181D"/>
-          <w:sz w:val="20"/>
-          <w:szCs w:val="20"/>
-        </w:rPr>
-        <w:t xml:space="preserve"> This is the credibility image. It says the problem being described is the size of a real project, not a shed and a portaloo. Use it as the second image in a carousel, after the problem has landed.</w:t>
+        <w:t xml:space="preserve">Overhead flat-lay photograph on a dark walnut desk, warm directional window light from the upper left casting soft shadows. An open printed technical report lying flat, showing a dense engineering pricing schedule — ruled table, many narrow rows of figures, section headings — with one single line ringed in pencil and a faint pencil annotation beside it. Resting around it: a scuffed white hard hat upside down at the edge of frame, a mechanical pencil, a pair of reading glasses, a half-drunk black coffee in a plain white cup with a cold ring on the saucer, the corner of a closed laptop. A rolled set of drawings just out of frame. Shot directly from above on a 50mm lens, f/4, shallow falloff at the edges, rich warm neutral palette of walnut, cream paper, graphite. The figures in the table must be soft and illegible — out of resolution — so no number can be read. Editorial, tactile, quietly authoritative.</w:t>
       </w:r>
     </w:p>
     <w:p>
@@ -1431,7 +2191,89 @@
           <w:sz w:val="19"/>
           <w:szCs w:val="19"/>
         </w:rPr>
-        <w:t xml:space="preserve">Elevated wide photograph at blue hour, shot from a low hillside looking down. An ordered temporary workforce accommodation village of single and two-storey modular buildings arranged in regular rows on a cleared site in a remote upland landscape. Warm light in many of the windows. Covered walkways between blocks, a larger dining and welfare building at one end with glazing lit from within, a car park of parked vans and cars, a fenced generator and utilities compound to one side, external lighting columns casting pools on the roadways. In the far distance, the lattice steelwork and gantries of a high-voltage substation under construction, partially lit. Mountains and moorland beyond under a deep blue twilight sky. No people visible at this distance. Shot on an 85mm lens, long exposure stillness, crisp detail, cinematic but documentary — cool blue ambient against warm interior light.</w:t>
+        <w:t xml:space="preserve">Negative: no legible numbers, no legible text, no logos, no brand marks, no watermark, no people, no hands, no clutter, no bright saturated colour, no illustration, no 3D render look.</w:t>
+      </w:r>
+    </w:p>
+    <w:p>
+      <w:pPr>
+        <w:spacing w:after="90" w:before="90" w:line="280"/>
+      </w:pPr>
+      <w:r>
+        <w:rPr>
+          <w:rFonts w:ascii="Arial" w:cs="Arial" w:eastAsia="Arial" w:hAnsi="Arial"/>
+          <w:b/>
+          <w:bCs/>
+          <w:color w:val="14181D"/>
+          <w:sz w:val="20"/>
+          <w:szCs w:val="20"/>
+        </w:rPr>
+        <w:t xml:space="preserve">Overlay:</w:t>
+      </w:r>
+      <w:r>
+        <w:rPr>
+          <w:rFonts w:ascii="Arial" w:cs="Arial" w:eastAsia="Arial" w:hAnsi="Arial"/>
+          <w:color w:val="14181D"/>
+          <w:sz w:val="20"/>
+          <w:szCs w:val="20"/>
+        </w:rPr>
+        <w:t xml:space="preserve"> </w:t>
+      </w:r>
+      <w:r>
+        <w:rPr>
+          <w:rFonts w:ascii="Arial" w:cs="Arial" w:eastAsia="Arial" w:hAnsi="Arial"/>
+          <w:i/>
+          <w:iCs/>
+          <w:color w:val="14181D"/>
+          <w:sz w:val="20"/>
+          <w:szCs w:val="20"/>
+        </w:rPr>
+        <w:t xml:space="preserve">A number you can defend in a meeting.</w:t>
+      </w:r>
+    </w:p>
+    <w:p>
+      <w:pPr>
+        <w:pStyle w:val="Heading1"/>
+        <w:keepNext/>
+        <w:pBdr>
+          <w:bottom w:val="single" w:color="9C7A3C" w:sz="8" w:space="6"/>
+        </w:pBdr>
+        <w:spacing w:after="150" w:before="380"/>
+      </w:pPr>
+      <w:r>
+        <w:rPr>
+          <w:rFonts w:ascii="Arial" w:cs="Arial" w:eastAsia="Arial" w:hAnsi="Arial"/>
+          <w:b/>
+          <w:bCs/>
+          <w:color w:val="14181D"/>
+          <w:sz w:val="26"/>
+          <w:szCs w:val="26"/>
+        </w:rPr>
+        <w:t xml:space="preserve">Prompt 4 — The thing at full scale</w:t>
+      </w:r>
+    </w:p>
+    <w:p>
+      <w:pPr>
+        <w:spacing w:after="90" w:before="90" w:line="280"/>
+      </w:pPr>
+      <w:r>
+        <w:rPr>
+          <w:rFonts w:ascii="Arial" w:cs="Arial" w:eastAsia="Arial" w:hAnsi="Arial"/>
+          <w:b/>
+          <w:bCs/>
+          <w:color w:val="14181D"/>
+          <w:sz w:val="20"/>
+          <w:szCs w:val="20"/>
+        </w:rPr>
+        <w:t xml:space="preserve">The angle: competence and scale.</w:t>
+      </w:r>
+      <w:r>
+        <w:rPr>
+          <w:rFonts w:ascii="Arial" w:cs="Arial" w:eastAsia="Arial" w:hAnsi="Arial"/>
+          <w:color w:val="14181D"/>
+          <w:sz w:val="20"/>
+          <w:szCs w:val="20"/>
+        </w:rPr>
+        <w:t xml:space="preserve"> This is the credibility image. It says the problem being described is the size of a real project, not a shed and a portaloo. Use it as the second image in a carousel, after the problem has landed.</w:t>
       </w:r>
     </w:p>
     <w:p>
@@ -1450,89 +2292,7 @@
           <w:sz w:val="19"/>
           <w:szCs w:val="19"/>
         </w:rPr>
-        <w:t xml:space="preserve">Negative: no logos, no company names, no readable signage, no text, no identifiable real location, no helicopters, no lens flare, no HDR halos, no illustration, no video-game render look, no watermark.</w:t>
-      </w:r>
-    </w:p>
-    <w:p>
-      <w:pPr>
-        <w:spacing w:after="90" w:before="90" w:line="280"/>
-      </w:pPr>
-      <w:r>
-        <w:rPr>
-          <w:rFonts w:ascii="Arial" w:cs="Arial" w:eastAsia="Arial" w:hAnsi="Arial"/>
-          <w:b/>
-          <w:bCs/>
-          <w:color w:val="14181D"/>
-          <w:sz w:val="20"/>
-          <w:szCs w:val="20"/>
-        </w:rPr>
-        <w:t xml:space="preserve">Suggested overlay:</w:t>
-      </w:r>
-      <w:r>
-        <w:rPr>
-          <w:rFonts w:ascii="Arial" w:cs="Arial" w:eastAsia="Arial" w:hAnsi="Arial"/>
-          <w:color w:val="14181D"/>
-          <w:sz w:val="20"/>
-          <w:szCs w:val="20"/>
-        </w:rPr>
-        <w:t xml:space="preserve"> </w:t>
-      </w:r>
-      <w:r>
-        <w:rPr>
-          <w:rFonts w:ascii="Arial" w:cs="Arial" w:eastAsia="Arial" w:hAnsi="Arial"/>
-          <w:i/>
-          <w:iCs/>
-          <w:color w:val="14181D"/>
-          <w:sz w:val="20"/>
-          <w:szCs w:val="20"/>
-        </w:rPr>
-        <w:t xml:space="preserve">Three hundred beds. One accountable interface.</w:t>
-      </w:r>
-    </w:p>
-    <w:p>
-      <w:pPr>
-        <w:pStyle w:val="Heading1"/>
-        <w:keepNext/>
-        <w:pBdr>
-          <w:bottom w:val="single" w:color="9C7A3C" w:sz="8" w:space="6"/>
-        </w:pBdr>
-        <w:spacing w:after="150" w:before="380"/>
-      </w:pPr>
-      <w:r>
-        <w:rPr>
-          <w:rFonts w:ascii="Arial" w:cs="Arial" w:eastAsia="Arial" w:hAnsi="Arial"/>
-          <w:b/>
-          <w:bCs/>
-          <w:color w:val="14181D"/>
-          <w:sz w:val="26"/>
-          <w:szCs w:val="26"/>
-        </w:rPr>
-        <w:t xml:space="preserve">Prompt 5 — The night before the bid goes in</w:t>
-      </w:r>
-    </w:p>
-    <w:p>
-      <w:pPr>
-        <w:spacing w:after="90" w:before="90" w:line="280"/>
-      </w:pPr>
-      <w:r>
-        <w:rPr>
-          <w:rFonts w:ascii="Arial" w:cs="Arial" w:eastAsia="Arial" w:hAnsi="Arial"/>
-          <w:b/>
-          <w:bCs/>
-          <w:color w:val="14181D"/>
-          <w:sz w:val="20"/>
-          <w:szCs w:val="20"/>
-        </w:rPr>
-        <w:t xml:space="preserve">The angle: urgency, and the only one with a deadline inside it.</w:t>
-      </w:r>
-      <w:r>
-        <w:rPr>
-          <w:rFonts w:ascii="Arial" w:cs="Arial" w:eastAsia="Arial" w:hAnsi="Arial"/>
-          <w:color w:val="14181D"/>
-          <w:sz w:val="20"/>
-          <w:szCs w:val="20"/>
-        </w:rPr>
-        <w:t xml:space="preserve"> This is the moment the Diagnostic is actually bought — when a bid is due and nobody has done the establishment take-off, so somebody is about to put in a guess.</w:t>
+        <w:t xml:space="preserve">Elevated wide photograph at blue hour, shot from a low hillside looking down. An ordered temporary workforce accommodation village of single and two-storey modular buildings arranged in regular rows on a cleared site in a remote upland landscape. Warm light in many of the windows. Covered walkways between blocks, a larger dining and welfare building at one end with glazing lit from within, a car park of parked vans and cars, a fenced generator and utilities compound to one side, external lighting columns casting pools on the roadways. In the far distance, the lattice steelwork and gantries of a high-voltage substation under construction, partially lit. Mountains and moorland beyond under a deep blue twilight sky. No people visible at this distance. Shot on an 85mm lens, long exposure stillness, crisp detail, cinematic but documentary — cool blue ambient against warm interior light.</w:t>
       </w:r>
     </w:p>
     <w:p>
@@ -1551,7 +2311,43 @@
           <w:sz w:val="19"/>
           <w:szCs w:val="19"/>
         </w:rPr>
-        <w:t xml:space="preserve">Documentary photograph, late at night, a bid room in an unremarkable construction company office. One person alone, seen from behind and to one side, shoulders hunched, sitting at a long table under a single pool of desk light while the rest of the open-plan office behind is dark. The table is covered with unrolled drawings weighted at the corners, a printed specification open face-down, a mug, and an open laptop showing a spreadsheet — a grid of rows and columns, deliberately too soft and too low-resolution to read. Blinds half closed on black windows with city lights beyond. Shot on a 35mm lens, available light only, warm tungsten pool against cool dark surroundings, heavy shadow, slight grain, shallow depth of field. The mood is pressure and isolation at the end of a long day, not glamour.</w:t>
+        <w:t xml:space="preserve">Negative: no logos, no company names, no readable signage, no text, no identifiable real location, no helicopters, no lens flare, no HDR halos, no illustration, no video-game render look, no watermark.</w:t>
+      </w:r>
+    </w:p>
+    <w:p>
+      <w:pPr>
+        <w:spacing w:after="90" w:before="90" w:line="280"/>
+      </w:pPr>
+      <w:r>
+        <w:rPr>
+          <w:rFonts w:ascii="Arial" w:cs="Arial" w:eastAsia="Arial" w:hAnsi="Arial"/>
+          <w:b/>
+          <w:bCs/>
+          <w:color w:val="14181D"/>
+          <w:sz w:val="20"/>
+          <w:szCs w:val="20"/>
+        </w:rPr>
+        <w:t xml:space="preserve">Overlay:</w:t>
+      </w:r>
+      <w:r>
+        <w:rPr>
+          <w:rFonts w:ascii="Arial" w:cs="Arial" w:eastAsia="Arial" w:hAnsi="Arial"/>
+          <w:color w:val="14181D"/>
+          <w:sz w:val="20"/>
+          <w:szCs w:val="20"/>
+        </w:rPr>
+        <w:t xml:space="preserve"> </w:t>
+      </w:r>
+      <w:r>
+        <w:rPr>
+          <w:rFonts w:ascii="Arial" w:cs="Arial" w:eastAsia="Arial" w:hAnsi="Arial"/>
+          <w:i/>
+          <w:iCs/>
+          <w:color w:val="14181D"/>
+          <w:sz w:val="20"/>
+          <w:szCs w:val="20"/>
+        </w:rPr>
+        <w:t xml:space="preserve">Paid for delivered. Not for mobilised.</w:t>
       </w:r>
     </w:p>
     <w:p>
@@ -1570,43 +2366,7 @@
           <w:sz w:val="19"/>
           <w:szCs w:val="19"/>
         </w:rPr>
-        <w:t xml:space="preserve">Negative: no legible text, no legible numbers on the screen, no logos, no brand marks, no visible face, no clock showing a time, no stock-photo smiling, no clean minimal office, no illustration, no watermark.</w:t>
-      </w:r>
-    </w:p>
-    <w:p>
-      <w:pPr>
-        <w:spacing w:after="90" w:before="90" w:line="280"/>
-      </w:pPr>
-      <w:r>
-        <w:rPr>
-          <w:rFonts w:ascii="Arial" w:cs="Arial" w:eastAsia="Arial" w:hAnsi="Arial"/>
-          <w:b/>
-          <w:bCs/>
-          <w:color w:val="14181D"/>
-          <w:sz w:val="20"/>
-          <w:szCs w:val="20"/>
-        </w:rPr>
-        <w:t xml:space="preserve">Suggested overlay:</w:t>
-      </w:r>
-      <w:r>
-        <w:rPr>
-          <w:rFonts w:ascii="Arial" w:cs="Arial" w:eastAsia="Arial" w:hAnsi="Arial"/>
-          <w:color w:val="14181D"/>
-          <w:sz w:val="20"/>
-          <w:szCs w:val="20"/>
-        </w:rPr>
-        <w:t xml:space="preserve"> </w:t>
-      </w:r>
-      <w:r>
-        <w:rPr>
-          <w:rFonts w:ascii="Arial" w:cs="Arial" w:eastAsia="Arial" w:hAnsi="Arial"/>
-          <w:i/>
-          <w:iCs/>
-          <w:color w:val="14181D"/>
-          <w:sz w:val="20"/>
-          <w:szCs w:val="20"/>
-        </w:rPr>
-        <w:t xml:space="preserve">The bid is Friday. What did you put in for welfare?</w:t>
+        <w:t xml:space="preserve">Withdrawn: "Three hundred beds. One accountable interface." The 309 bedrooms are real, but they are the director's record at GE Vernova, not an ETABLIX contract. Printed over an AI-generated village in an ETABLIX ad, that caption claims the photograph. The bed count belongs in a submitted document where the employer is named on the same page, not on an advertisement. The replacement sells a control instead of a credential.</w:t>
       </w:r>
     </w:p>
     <w:p>
@@ -1627,7 +2387,7 @@
           <w:sz w:val="26"/>
           <w:szCs w:val="26"/>
         </w:rPr>
-        <w:t xml:space="preserve">Prompt 6 — The copy prompt</w:t>
+        <w:t xml:space="preserve">Prompt 5 — The night before the bid goes in</w:t>
       </w:r>
     </w:p>
     <w:p>
@@ -1637,11 +2397,22 @@
       <w:r>
         <w:rPr>
           <w:rFonts w:ascii="Arial" w:cs="Arial" w:eastAsia="Arial" w:hAnsi="Arial"/>
-          <w:color w:val="14181D"/>
-          <w:sz w:val="20"/>
-          <w:szCs w:val="20"/>
-        </w:rPr>
-        <w:t xml:space="preserve">Feed this to a language model to generate the ad text. It carries the brand facts and every constraint, so that the output does not have to be audited line by line afterwards.</w:t>
+          <w:b/>
+          <w:bCs/>
+          <w:color w:val="14181D"/>
+          <w:sz w:val="20"/>
+          <w:szCs w:val="20"/>
+        </w:rPr>
+        <w:t xml:space="preserve">The angle: urgency, and the only one with a deadline inside it.</w:t>
+      </w:r>
+      <w:r>
+        <w:rPr>
+          <w:rFonts w:ascii="Arial" w:cs="Arial" w:eastAsia="Arial" w:hAnsi="Arial"/>
+          <w:color w:val="14181D"/>
+          <w:sz w:val="20"/>
+          <w:szCs w:val="20"/>
+        </w:rPr>
+        <w:t xml:space="preserve"> This is the moment the Diagnostic is actually bought — when a bid is due and nobody has done the establishment take-off, so somebody is about to put in a guess.</w:t>
       </w:r>
     </w:p>
     <w:p>
@@ -1660,7 +2431,7 @@
           <w:sz w:val="19"/>
           <w:szCs w:val="19"/>
         </w:rPr>
-        <w:t xml:space="preserve">You are writing Meta (Facebook and Instagram) ad copy for ETABLIX, a United Kingdom company trading as ETABLIX — Integrated Site Services, a trading name of JNN GLOBAL LTD.</w:t>
+        <w:t xml:space="preserve">Documentary photograph, late at night, a bid room in an unremarkable construction company office. One person alone, seen from behind and to one side, shoulders hunched, sitting at a long table under a single pool of desk light while the rest of the open-plan office behind is dark. The table is covered with unrolled drawings weighted at the corners, a printed specification open face-down, a mug, and an open laptop showing a spreadsheet — a grid of rows and columns, deliberately too soft and too low-resolution to read. Blinds half closed on black windows with city lights beyond. Shot on a 35mm lens, available light only, warm tungsten pool against cool dark surroundings, heavy shadow, slight grain, shallow depth of field. The mood is pressure and isolation at the end of a long day, not glamour.</w:t>
       </w:r>
     </w:p>
     <w:p>
@@ -1679,7 +2450,109 @@
           <w:sz w:val="19"/>
           <w:szCs w:val="19"/>
         </w:rPr>
-        <w:t xml:space="preserve">What ETABLIX does. It specifies, procures and manages construction site establishment and workforce accommodation as a single scope: the requirement and the tender-stage budget, the packages, the enquiries, the award recommendations, then mobilisation, daily operation, demobilisation and reinstatement — one accountable interface across the whole cycle. It is the accountable interface, not the supplier of the plant: the cabins, welfare, utilities and catering are supplied and installed by specialist subcontractors under terms ETABLIX specifies and holds.</w:t>
+        <w:t xml:space="preserve">Negative: no legible text, no legible numbers on the screen, no logos, no brand marks, no visible face, no clock showing a time, no stock-photo smiling, no clean minimal office, no illustration, no watermark.</w:t>
+      </w:r>
+    </w:p>
+    <w:p>
+      <w:pPr>
+        <w:spacing w:after="90" w:before="90" w:line="280"/>
+      </w:pPr>
+      <w:r>
+        <w:rPr>
+          <w:rFonts w:ascii="Arial" w:cs="Arial" w:eastAsia="Arial" w:hAnsi="Arial"/>
+          <w:b/>
+          <w:bCs/>
+          <w:color w:val="14181D"/>
+          <w:sz w:val="20"/>
+          <w:szCs w:val="20"/>
+        </w:rPr>
+        <w:t xml:space="preserve">Overlay:</w:t>
+      </w:r>
+      <w:r>
+        <w:rPr>
+          <w:rFonts w:ascii="Arial" w:cs="Arial" w:eastAsia="Arial" w:hAnsi="Arial"/>
+          <w:color w:val="14181D"/>
+          <w:sz w:val="20"/>
+          <w:szCs w:val="20"/>
+        </w:rPr>
+        <w:t xml:space="preserve"> </w:t>
+      </w:r>
+      <w:r>
+        <w:rPr>
+          <w:rFonts w:ascii="Arial" w:cs="Arial" w:eastAsia="Arial" w:hAnsi="Arial"/>
+          <w:i/>
+          <w:iCs/>
+          <w:color w:val="14181D"/>
+          <w:sz w:val="20"/>
+          <w:szCs w:val="20"/>
+        </w:rPr>
+        <w:t xml:space="preserve">The bid is Friday. What did you put in for welfare?</w:t>
+      </w:r>
+    </w:p>
+    <w:p>
+      <w:pPr>
+        <w:pStyle w:val="Heading1"/>
+        <w:keepNext/>
+        <w:pBdr>
+          <w:bottom w:val="single" w:color="9C7A3C" w:sz="8" w:space="6"/>
+        </w:pBdr>
+        <w:spacing w:after="150" w:before="380"/>
+      </w:pPr>
+      <w:r>
+        <w:rPr>
+          <w:rFonts w:ascii="Arial" w:cs="Arial" w:eastAsia="Arial" w:hAnsi="Arial"/>
+          <w:b/>
+          <w:bCs/>
+          <w:color w:val="14181D"/>
+          <w:sz w:val="26"/>
+          <w:szCs w:val="26"/>
+        </w:rPr>
+        <w:t xml:space="preserve">Prompt 6 — The refusal</w:t>
+      </w:r>
+    </w:p>
+    <w:p>
+      <w:pPr>
+        <w:spacing w:after="90" w:before="90" w:line="280"/>
+      </w:pPr>
+      <w:r>
+        <w:rPr>
+          <w:rFonts w:ascii="Arial" w:cs="Arial" w:eastAsia="Arial" w:hAnsi="Arial"/>
+          <w:b/>
+          <w:bCs/>
+          <w:color w:val="14181D"/>
+          <w:sz w:val="20"/>
+          <w:szCs w:val="20"/>
+        </w:rPr>
+        <w:t xml:space="preserve">The angle: the differentiator, and the sharpest one.</w:t>
+      </w:r>
+      <w:r>
+        <w:rPr>
+          <w:rFonts w:ascii="Arial" w:cs="Arial" w:eastAsia="Arial" w:hAnsi="Arial"/>
+          <w:color w:val="14181D"/>
+          <w:sz w:val="20"/>
+          <w:szCs w:val="20"/>
+        </w:rPr>
+        <w:t xml:space="preserve"> Every buyer in this market now has a dashboard of amber warnings nobody acts on. A system that </w:t>
+      </w:r>
+      <w:r>
+        <w:rPr>
+          <w:rFonts w:ascii="Arial" w:cs="Arial" w:eastAsia="Arial" w:hAnsi="Arial"/>
+          <w:i/>
+          <w:iCs/>
+          <w:color w:val="14181D"/>
+          <w:sz w:val="20"/>
+          <w:szCs w:val="20"/>
+        </w:rPr>
+        <w:t xml:space="preserve">rejects</w:t>
+      </w:r>
+      <w:r>
+        <w:rPr>
+          <w:rFonts w:ascii="Arial" w:cs="Arial" w:eastAsia="Arial" w:hAnsi="Arial"/>
+          <w:color w:val="14181D"/>
+          <w:sz w:val="20"/>
+          <w:szCs w:val="20"/>
+        </w:rPr>
+        <w:t xml:space="preserve"> rather than flags is a different promise, and nobody else in site services is making it. This is the warm-audience workhorse.</w:t>
       </w:r>
     </w:p>
     <w:p>
@@ -1698,7 +2571,7 @@
           <w:sz w:val="19"/>
           <w:szCs w:val="19"/>
         </w:rPr>
-        <w:t xml:space="preserve">The thing being sold in this ad is one product, not the company: the Site Systems Diagnostic. One site, fixed scope, fixed duration, fixed fee. It maps the constraints, the demand, the interfaces and the delivery options, and returns a written report on what the site establishment should cost and why, with the basis of every figure stated. It is deliberately small, because it is the quickest way for a client to judge the method on something real before any larger appointment.</w:t>
+        <w:t xml:space="preserve">Tight photograph of a single large monitor on a cluttered desk in a darkened site office at night, shot slightly off-axis from the left so the screen is seen at an angle. The screen shows a dense dark-mode data interface — a long table of many narrow rows, columns of small figures, a left-hand navigation rail — rendered too soft and too low-resolution for any character to be read. One single row is picked out in a strong saturated red band that runs the full width of the table, unmistakable against the cool grey-blue of every other row. The rest of the room is almost dark: the edge of a hard hat, a cold mug, a rolled drawing, a window with black night beyond. Shot on a 50mm lens at f/2, the red row in sharpest focus and the rest falling away, screen glow as the only light source, cool cyan ambient against the single red accent. Severe, technical, final.</w:t>
       </w:r>
     </w:p>
     <w:p>
@@ -1717,7 +2590,338 @@
           <w:sz w:val="19"/>
           <w:szCs w:val="19"/>
         </w:rPr>
+        <w:t xml:space="preserve">Negative: no legible text, no legible numbers, no words anywhere, no logos, no brand marks, no warning triangle, no amber or yellow, no people, no hands, no code editor, no illustration, no 3D render look, no watermark.</w:t>
+      </w:r>
+    </w:p>
+    <w:p>
+      <w:pPr>
+        <w:spacing w:after="90" w:before="90" w:line="280"/>
+      </w:pPr>
+      <w:r>
+        <w:rPr>
+          <w:rFonts w:ascii="Arial" w:cs="Arial" w:eastAsia="Arial" w:hAnsi="Arial"/>
+          <w:b/>
+          <w:bCs/>
+          <w:color w:val="14181D"/>
+          <w:sz w:val="20"/>
+          <w:szCs w:val="20"/>
+        </w:rPr>
+        <w:t xml:space="preserve">Overlay:</w:t>
+      </w:r>
+      <w:r>
+        <w:rPr>
+          <w:rFonts w:ascii="Arial" w:cs="Arial" w:eastAsia="Arial" w:hAnsi="Arial"/>
+          <w:color w:val="14181D"/>
+          <w:sz w:val="20"/>
+          <w:szCs w:val="20"/>
+        </w:rPr>
+        <w:t xml:space="preserve"> </w:t>
+      </w:r>
+      <w:r>
+        <w:rPr>
+          <w:rFonts w:ascii="Arial" w:cs="Arial" w:eastAsia="Arial" w:hAnsi="Arial"/>
+          <w:i/>
+          <w:iCs/>
+          <w:color w:val="14181D"/>
+          <w:sz w:val="20"/>
+          <w:szCs w:val="20"/>
+        </w:rPr>
+        <w:t xml:space="preserve">It refuses. It doesn't warn.</w:t>
+      </w:r>
+    </w:p>
+    <w:p>
+      <w:pPr>
+        <w:spacing w:after="90" w:before="90" w:line="280"/>
+      </w:pPr>
+      <w:r>
+        <w:rPr>
+          <w:rFonts w:ascii="Arial" w:cs="Arial" w:eastAsia="Arial" w:hAnsi="Arial"/>
+          <w:b/>
+          <w:bCs/>
+          <w:color w:val="14181D"/>
+          <w:sz w:val="20"/>
+          <w:szCs w:val="20"/>
+        </w:rPr>
+        <w:t xml:space="preserve">Why the red band and not a warning icon.</w:t>
+      </w:r>
+      <w:r>
+        <w:rPr>
+          <w:rFonts w:ascii="Arial" w:cs="Arial" w:eastAsia="Arial" w:hAnsi="Arial"/>
+          <w:color w:val="14181D"/>
+          <w:sz w:val="20"/>
+          <w:szCs w:val="20"/>
+        </w:rPr>
+        <w:t xml:space="preserve"> A warning triangle is the visual language of every system the reader already ignores. A solid red bar across a row reads as </w:t>
+      </w:r>
+      <w:r>
+        <w:rPr>
+          <w:rFonts w:ascii="Arial" w:cs="Arial" w:eastAsia="Arial" w:hAnsi="Arial"/>
+          <w:i/>
+          <w:iCs/>
+          <w:color w:val="14181D"/>
+          <w:sz w:val="20"/>
+          <w:szCs w:val="20"/>
+        </w:rPr>
+        <w:t xml:space="preserve">blocked</w:t>
+      </w:r>
+      <w:r>
+        <w:rPr>
+          <w:rFonts w:ascii="Arial" w:cs="Arial" w:eastAsia="Arial" w:hAnsi="Arial"/>
+          <w:color w:val="14181D"/>
+          <w:sz w:val="20"/>
+          <w:szCs w:val="20"/>
+        </w:rPr>
+        <w:t xml:space="preserve">, which is the actual claim. The negative prompt forbids amber for the same reason.</w:t>
+      </w:r>
+    </w:p>
+    <w:p>
+      <w:pPr>
+        <w:pStyle w:val="Heading1"/>
+        <w:keepNext/>
+        <w:pBdr>
+          <w:bottom w:val="single" w:color="9C7A3C" w:sz="8" w:space="6"/>
+        </w:pBdr>
+        <w:spacing w:after="150" w:before="380"/>
+      </w:pPr>
+      <w:r>
+        <w:rPr>
+          <w:rFonts w:ascii="Arial" w:cs="Arial" w:eastAsia="Arial" w:hAnsi="Arial"/>
+          <w:b/>
+          <w:bCs/>
+          <w:color w:val="14181D"/>
+          <w:sz w:val="26"/>
+          <w:szCs w:val="26"/>
+        </w:rPr>
+        <w:t xml:space="preserve">Prompt 7 — The thread back to the clause</w:t>
+      </w:r>
+    </w:p>
+    <w:p>
+      <w:pPr>
+        <w:spacing w:after="90" w:before="90" w:line="280"/>
+      </w:pPr>
+      <w:r>
+        <w:rPr>
+          <w:rFonts w:ascii="Arial" w:cs="Arial" w:eastAsia="Arial" w:hAnsi="Arial"/>
+          <w:b/>
+          <w:bCs/>
+          <w:color w:val="14181D"/>
+          <w:sz w:val="20"/>
+          <w:szCs w:val="20"/>
+        </w:rPr>
+        <w:t xml:space="preserve">The angle: traceability, made physical.</w:t>
+      </w:r>
+      <w:r>
+        <w:rPr>
+          <w:rFonts w:ascii="Arial" w:cs="Arial" w:eastAsia="Arial" w:hAnsi="Arial"/>
+          <w:color w:val="14181D"/>
+          <w:sz w:val="20"/>
+          <w:szCs w:val="20"/>
+        </w:rPr>
+        <w:t xml:space="preserve"> "Every output traces back to the rule and the record that produced it" is the strongest thing in the platform and the hardest to photograph, because it is an abstraction. So it is staged as a physical object: a literal thread from a figure to the clause that produced it.</w:t>
+      </w:r>
+    </w:p>
+    <w:p>
+      <w:pPr>
+        <w:pBdr>
+          <w:left w:val="single" w:color="9C7A3C" w:sz="18" w:space="10"/>
+        </w:pBdr>
+        <w:shd w:fill="EFE6D2" w:color="auto" w:val="clear"/>
+        <w:spacing w:after="150" w:before="150" w:line="280"/>
+        <w:ind w:left="170" w:right="170"/>
+      </w:pPr>
+      <w:r>
+        <w:rPr>
+          <w:rFonts w:ascii="Arial" w:cs="Arial" w:eastAsia="Arial" w:hAnsi="Arial"/>
+          <w:color w:val="14181D"/>
+          <w:sz w:val="19"/>
+          <w:szCs w:val="19"/>
+        </w:rPr>
+        <w:t xml:space="preserve">Overhead flat-lay photograph on a large matte grey-green desk mat, cool even daylight from directly above. Two printed documents lie side by side: on the left a contract page of dense justified paragraphs with one clause marked by a narrow yellow highlight; on the right a ruled pricing schedule of many narrow rows of figures. A single taut red cotton thread runs from the highlighted clause across the gap and ends pinned under a small brass map pin on one line of the schedule. A second, slacker red thread loops away to the corner of a third document just entering frame. A mechanical pencil and a steel rule lie at the lower edge. All printed text and all figures must be soft and out of resolution — legible as typography, unreadable as words. Shot directly from above on a 50mm lens, f/5.6, even sharpness, restrained palette of grey-green, cream paper, graphite and the single red thread. Forensic, deliberate, like an investigator's board flattened onto a desk.</w:t>
+      </w:r>
+    </w:p>
+    <w:p>
+      <w:pPr>
+        <w:pBdr>
+          <w:left w:val="single" w:color="9C7A3C" w:sz="18" w:space="10"/>
+        </w:pBdr>
+        <w:shd w:fill="EFE6D2" w:color="auto" w:val="clear"/>
+        <w:spacing w:after="150" w:before="150" w:line="280"/>
+        <w:ind w:left="170" w:right="170"/>
+      </w:pPr>
+      <w:r>
+        <w:rPr>
+          <w:rFonts w:ascii="Arial" w:cs="Arial" w:eastAsia="Arial" w:hAnsi="Arial"/>
+          <w:color w:val="14181D"/>
+          <w:sz w:val="19"/>
+          <w:szCs w:val="19"/>
+        </w:rPr>
+        <w:t xml:space="preserve">Negative: no legible text, no legible numbers, no logos, no brand marks, no handwriting, no sticky notes, no corkboard, no pins through the paper, no people, no hands, no clutter, no warm tungsten light, no illustration, no watermark.</w:t>
+      </w:r>
+    </w:p>
+    <w:p>
+      <w:pPr>
+        <w:spacing w:after="90" w:before="90" w:line="280"/>
+      </w:pPr>
+      <w:r>
+        <w:rPr>
+          <w:rFonts w:ascii="Arial" w:cs="Arial" w:eastAsia="Arial" w:hAnsi="Arial"/>
+          <w:b/>
+          <w:bCs/>
+          <w:color w:val="14181D"/>
+          <w:sz w:val="20"/>
+          <w:szCs w:val="20"/>
+        </w:rPr>
+        <w:t xml:space="preserve">Overlay:</w:t>
+      </w:r>
+      <w:r>
+        <w:rPr>
+          <w:rFonts w:ascii="Arial" w:cs="Arial" w:eastAsia="Arial" w:hAnsi="Arial"/>
+          <w:color w:val="14181D"/>
+          <w:sz w:val="20"/>
+          <w:szCs w:val="20"/>
+        </w:rPr>
+        <w:t xml:space="preserve"> </w:t>
+      </w:r>
+      <w:r>
+        <w:rPr>
+          <w:rFonts w:ascii="Arial" w:cs="Arial" w:eastAsia="Arial" w:hAnsi="Arial"/>
+          <w:i/>
+          <w:iCs/>
+          <w:color w:val="14181D"/>
+          <w:sz w:val="20"/>
+          <w:szCs w:val="20"/>
+        </w:rPr>
+        <w:t xml:space="preserve">Every figure traces to a rule.</w:t>
+      </w:r>
+    </w:p>
+    <w:p>
+      <w:pPr>
+        <w:pStyle w:val="Heading1"/>
+        <w:keepNext/>
+        <w:pBdr>
+          <w:bottom w:val="single" w:color="9C7A3C" w:sz="8" w:space="6"/>
+        </w:pBdr>
+        <w:spacing w:after="150" w:before="380"/>
+      </w:pPr>
+      <w:r>
+        <w:rPr>
+          <w:rFonts w:ascii="Arial" w:cs="Arial" w:eastAsia="Arial" w:hAnsi="Arial"/>
+          <w:b/>
+          <w:bCs/>
+          <w:color w:val="14181D"/>
+          <w:sz w:val="26"/>
+          <w:szCs w:val="26"/>
+        </w:rPr>
+        <w:t xml:space="preserve">Prompt 8 — The copy prompt</w:t>
+      </w:r>
+    </w:p>
+    <w:p>
+      <w:pPr>
+        <w:spacing w:after="90" w:before="90" w:line="280"/>
+      </w:pPr>
+      <w:r>
+        <w:rPr>
+          <w:rFonts w:ascii="Arial" w:cs="Arial" w:eastAsia="Arial" w:hAnsi="Arial"/>
+          <w:color w:val="14181D"/>
+          <w:sz w:val="20"/>
+          <w:szCs w:val="20"/>
+        </w:rPr>
+        <w:t xml:space="preserve">Feed this to a language model to generate the ad text. It carries the brand facts and every constraint, so that the output does not have to be audited line by line afterwards.</w:t>
+      </w:r>
+    </w:p>
+    <w:p>
+      <w:pPr>
+        <w:pBdr>
+          <w:left w:val="single" w:color="9C7A3C" w:sz="18" w:space="10"/>
+        </w:pBdr>
+        <w:shd w:fill="EFE6D2" w:color="auto" w:val="clear"/>
+        <w:spacing w:after="150" w:before="150" w:line="280"/>
+        <w:ind w:left="170" w:right="170"/>
+      </w:pPr>
+      <w:r>
+        <w:rPr>
+          <w:rFonts w:ascii="Arial" w:cs="Arial" w:eastAsia="Arial" w:hAnsi="Arial"/>
+          <w:color w:val="14181D"/>
+          <w:sz w:val="19"/>
+          <w:szCs w:val="19"/>
+        </w:rPr>
+        <w:t xml:space="preserve">You are writing Meta (Facebook and Instagram) ad copy for ETABLIX, a United Kingdom company trading as ETABLIX — Integrated Site Services, a trading name of JNN GLOBAL LTD.</w:t>
+      </w:r>
+    </w:p>
+    <w:p>
+      <w:pPr>
+        <w:pBdr>
+          <w:left w:val="single" w:color="9C7A3C" w:sz="18" w:space="10"/>
+        </w:pBdr>
+        <w:shd w:fill="EFE6D2" w:color="auto" w:val="clear"/>
+        <w:spacing w:after="150" w:before="150" w:line="280"/>
+        <w:ind w:left="170" w:right="170"/>
+      </w:pPr>
+      <w:r>
+        <w:rPr>
+          <w:rFonts w:ascii="Arial" w:cs="Arial" w:eastAsia="Arial" w:hAnsi="Arial"/>
+          <w:color w:val="14181D"/>
+          <w:sz w:val="19"/>
+          <w:szCs w:val="19"/>
+        </w:rPr>
+        <w:t xml:space="preserve">What ETABLIX does. It specifies, procures and manages construction site establishment and workforce accommodation as a single scope: the requirement and the tender-stage budget, the packages, the enquiries, the award recommendations, then mobilisation, daily operation, demobilisation and reinstatement — one accountable interface across the whole cycle. It is the accountable interface, not the supplier of the plant: the cabins, welfare, utilities and catering are supplied and installed by specialist subcontractors under terms ETABLIX specifies and holds.</w:t>
+      </w:r>
+    </w:p>
+    <w:p>
+      <w:pPr>
+        <w:pBdr>
+          <w:left w:val="single" w:color="9C7A3C" w:sz="18" w:space="10"/>
+        </w:pBdr>
+        <w:shd w:fill="EFE6D2" w:color="auto" w:val="clear"/>
+        <w:spacing w:after="150" w:before="150" w:line="280"/>
+        <w:ind w:left="170" w:right="170"/>
+      </w:pPr>
+      <w:r>
+        <w:rPr>
+          <w:rFonts w:ascii="Arial" w:cs="Arial" w:eastAsia="Arial" w:hAnsi="Arial"/>
+          <w:color w:val="14181D"/>
+          <w:sz w:val="19"/>
+          <w:szCs w:val="19"/>
+        </w:rPr>
+        <w:t xml:space="preserve">The thing being sold in this ad is one product, not the company: the Site Systems Diagnostic. One site, fixed scope, fixed duration, fixed fee. It maps the constraints, the demand, the interfaces and the delivery options, and returns a written report on what the site establishment should cost and why, with the basis of every figure stated. It is deliberately small, because it is the quickest way for a client to judge the method on something real before any larger appointment.</w:t>
+      </w:r>
+    </w:p>
+    <w:p>
+      <w:pPr>
+        <w:pBdr>
+          <w:left w:val="single" w:color="9C7A3C" w:sz="18" w:space="10"/>
+        </w:pBdr>
+        <w:shd w:fill="EFE6D2" w:color="auto" w:val="clear"/>
+        <w:spacing w:after="150" w:before="150" w:line="280"/>
+        <w:ind w:left="170" w:right="170"/>
+      </w:pPr>
+      <w:r>
+        <w:rPr>
+          <w:rFonts w:ascii="Arial" w:cs="Arial" w:eastAsia="Arial" w:hAnsi="Arial"/>
+          <w:color w:val="14181D"/>
+          <w:sz w:val="19"/>
+          <w:szCs w:val="19"/>
+        </w:rPr>
         <w:t xml:space="preserve">Who is reading. A commercial director, supply chain manager, bid manager, pre-construction lead or project director at a main contractor, EPC contractor, utility or developer in the UK and Ireland. They are technically literate, sceptical of marketing, and have been sold to badly many times. They do not respond to enthusiasm. They respond to someone describing their own problem more precisely than they would describe it themselves.</w:t>
+      </w:r>
+    </w:p>
+    <w:p>
+      <w:pPr>
+        <w:pBdr>
+          <w:left w:val="single" w:color="9C7A3C" w:sz="18" w:space="10"/>
+        </w:pBdr>
+        <w:shd w:fill="EFE6D2" w:color="auto" w:val="clear"/>
+        <w:spacing w:after="150" w:before="150" w:line="280"/>
+        <w:ind w:left="170" w:right="170"/>
+      </w:pPr>
+      <w:r>
+        <w:rPr>
+          <w:rFonts w:ascii="Arial" w:cs="Arial" w:eastAsia="Arial" w:hAnsi="Arial"/>
+          <w:color w:val="14181D"/>
+          <w:sz w:val="19"/>
+          <w:szCs w:val="19"/>
+        </w:rPr>
+        <w:t xml:space="preserve">The three differentiators. At least one must appear in every ad, and the ad is weak without one. State them as the company states them: 1. Sixteen deterministic engines produce the findings; the language model writes the report from them and cannot recompute them, so every figure traces back to the rule and the record that produced it. Plenty of platforms say AI-powered; very few can say what stops the AI being wrong. 2. The engines refuse rather than warn. A claimed change on a contract that bars it, with no notice on file, is rejected rather than flagged for somebody to notice later. A warning nobody reads is not a control. 3. Payment follows verified delivery, never invoice submission alone — which removes the commonest leak in site services, paying for resources that were mobilised rather than service that was delivered.</w:t>
       </w:r>
     </w:p>
     <w:p>

--- a/business/marketing/ETABLIX-facebook-ads-prompt-pack.docx
+++ b/business/marketing/ETABLIX-facebook-ads-prompt-pack.docx
@@ -327,7 +327,7 @@
                 <w:sz w:val="18"/>
                 <w:szCs w:val="18"/>
               </w:rPr>
-              <w:t xml:space="preserve">1 October 2026</w:t>
+              <w:t xml:space="preserve">12 October 2026</w:t>
             </w:r>
           </w:p>
         </w:tc>
@@ -847,7 +847,72 @@
           <w:sz w:val="20"/>
           <w:szCs w:val="20"/>
         </w:rPr>
-        <w:t xml:space="preserve"> Not in the image, not in the caption, not by implication. Every prompt below therefore specifies: no logos, no company signage, no readable brand marks, no identifiable real site. These are illustrations of a problem, and the ad copy must talk about the problem rather than claiming the photograph.</w:t>
+        <w:t xml:space="preserve"> Not in the image, not in the caption, not by implication. Every prompt below therefore specifies that every cabin, fence panel, hoarding, vehicle, hard hat and garment in frame is </w:t>
+      </w:r>
+      <w:r>
+        <w:rPr>
+          <w:rFonts w:ascii="Arial" w:cs="Arial" w:eastAsia="Arial" w:hAnsi="Arial"/>
+          <w:b/>
+          <w:bCs/>
+          <w:color w:val="14181D"/>
+          <w:sz w:val="20"/>
+          <w:szCs w:val="20"/>
+        </w:rPr>
+        <w:t xml:space="preserve">plain and unbranded</w:t>
+      </w:r>
+      <w:r>
+        <w:rPr>
+          <w:rFonts w:ascii="Arial" w:cs="Arial" w:eastAsia="Arial" w:hAnsi="Arial"/>
+          <w:color w:val="14181D"/>
+          <w:sz w:val="20"/>
+          <w:szCs w:val="20"/>
+        </w:rPr>
+        <w:t xml:space="preserve">, and that no real site is identifiable.</w:t>
+      </w:r>
+    </w:p>
+    <w:p>
+      <w:pPr>
+        <w:spacing w:after="90" w:before="90" w:line="280"/>
+      </w:pPr>
+      <w:r>
+        <w:rPr>
+          <w:rFonts w:ascii="Arial" w:cs="Arial" w:eastAsia="Arial" w:hAnsi="Arial"/>
+          <w:b/>
+          <w:bCs/>
+          <w:color w:val="14181D"/>
+          <w:sz w:val="20"/>
+          <w:szCs w:val="20"/>
+        </w:rPr>
+        <w:t xml:space="preserve">That ban is on branding inside the photograph, not on branding the advertisement.</w:t>
+      </w:r>
+      <w:r>
+        <w:rPr>
+          <w:rFonts w:ascii="Arial" w:cs="Arial" w:eastAsia="Arial" w:hAnsi="Arial"/>
+          <w:color w:val="14181D"/>
+          <w:sz w:val="20"/>
+          <w:szCs w:val="20"/>
+        </w:rPr>
+        <w:t xml:space="preserve"> A logo on a cabin in a generated compound says </w:t>
+      </w:r>
+      <w:r>
+        <w:rPr>
+          <w:rFonts w:ascii="Arial" w:cs="Arial" w:eastAsia="Arial" w:hAnsi="Arial"/>
+          <w:i/>
+          <w:iCs/>
+          <w:color w:val="14181D"/>
+          <w:sz w:val="20"/>
+          <w:szCs w:val="20"/>
+        </w:rPr>
+        <w:t xml:space="preserve">we built this</w:t>
+      </w:r>
+      <w:r>
+        <w:rPr>
+          <w:rFonts w:ascii="Arial" w:cs="Arial" w:eastAsia="Arial" w:hAnsi="Arial"/>
+          <w:color w:val="14181D"/>
+          <w:sz w:val="20"/>
+          <w:szCs w:val="20"/>
+        </w:rPr>
+        <w:t xml:space="preserve">, and ETABLIX has built none. The ETABLIX wordmark belongs in the corner of the finished ad, added in Canva, where it says who is speaking rather than who did the work. These are illustrations of a problem, and the ad copy must talk about the problem rather than claiming the photograph.</w:t>
       </w:r>
     </w:p>
     <w:p>
@@ -1932,7 +1997,7 @@
           <w:sz w:val="19"/>
           <w:szCs w:val="19"/>
         </w:rPr>
-        <w:t xml:space="preserve">Negative: no logos, no company names, no readable signage, no text, no people, no machinery, no sunset glow, no drama, no HDR, no illustration, no cartoon, no watermark.</w:t>
+        <w:t xml:space="preserve">Negative: no branding anywhere in the scene — no logos, company names, lettering, livery, numberplates or signage on cabins, fencing, vehicles, hoardings, hard hats, hi-vis or any other object; all such surfaces blank; no legible text or numbers of any kind; no identifiable real location; no text, no people, no machinery, no sunset glow, no drama, no HDR, no illustration, no cartoon, no watermark.</w:t>
       </w:r>
     </w:p>
     <w:p>
@@ -2052,7 +2117,7 @@
           <w:sz w:val="19"/>
           <w:szCs w:val="19"/>
         </w:rPr>
-        <w:t xml:space="preserve">Negative: no logos, no company names, no readable signage, no text, no visible faces in sharp focus, no smiling, no staged poses, no stock-photo cleanliness, no sunshine, no illustration, no watermark.</w:t>
+        <w:t xml:space="preserve">Negative: no branding anywhere in the scene — no logos, company names, lettering, livery, numberplates or signage on cabins, fencing, vehicles, hoardings, hard hats, hi-vis or any other object; all such surfaces blank; no legible text or numbers of any kind; no identifiable real location; no text, no visible faces in sharp focus, no smiling, no staged poses, no stock-photo cleanliness, no sunshine, no illustration, no watermark.</w:t>
       </w:r>
     </w:p>
     <w:p>
@@ -2191,7 +2256,7 @@
           <w:sz w:val="19"/>
           <w:szCs w:val="19"/>
         </w:rPr>
-        <w:t xml:space="preserve">Negative: no legible numbers, no legible text, no logos, no brand marks, no watermark, no people, no hands, no clutter, no bright saturated colour, no illustration, no 3D render look.</w:t>
+        <w:t xml:space="preserve">Negative: no branding anywhere in the scene — no logos, company names, lettering, livery, numberplates or signage on cabins, fencing, vehicles, hoardings, hard hats, hi-vis or any other object; all such surfaces blank; no legible text or numbers of any kind; no identifiable real location; no legible numbers, no watermark, no people, no hands, no clutter, no bright saturated colour, no illustration, no 3D render look.</w:t>
       </w:r>
     </w:p>
     <w:p>
@@ -2311,7 +2376,7 @@
           <w:sz w:val="19"/>
           <w:szCs w:val="19"/>
         </w:rPr>
-        <w:t xml:space="preserve">Negative: no logos, no company names, no readable signage, no text, no identifiable real location, no helicopters, no lens flare, no HDR halos, no illustration, no video-game render look, no watermark.</w:t>
+        <w:t xml:space="preserve">Negative: no branding anywhere in the scene — no logos, company names, lettering, livery, numberplates or signage on cabins, fencing, vehicles, hoardings, hard hats, hi-vis or any other object; all such surfaces blank; no legible text or numbers of any kind; no identifiable real location; no text, no identifiable real location, no helicopters, no lens flare, no HDR halos, no illustration, no video-game render look, no watermark.</w:t>
       </w:r>
     </w:p>
     <w:p>
@@ -2450,7 +2515,7 @@
           <w:sz w:val="19"/>
           <w:szCs w:val="19"/>
         </w:rPr>
-        <w:t xml:space="preserve">Negative: no legible text, no legible numbers on the screen, no logos, no brand marks, no visible face, no clock showing a time, no stock-photo smiling, no clean minimal office, no illustration, no watermark.</w:t>
+        <w:t xml:space="preserve">Negative: no branding anywhere in the scene — no logos, company names, lettering, livery, numberplates or signage on cabins, fencing, vehicles, hoardings, hard hats, hi-vis or any other object; all such surfaces blank; no legible text or numbers of any kind; no identifiable real location; no legible numbers on the screen, no visible face, no clock showing a time, no stock-photo smiling, no clean minimal office, no illustration, no watermark.</w:t>
       </w:r>
     </w:p>
     <w:p>
@@ -2590,7 +2655,7 @@
           <w:sz w:val="19"/>
           <w:szCs w:val="19"/>
         </w:rPr>
-        <w:t xml:space="preserve">Negative: no legible text, no legible numbers, no words anywhere, no logos, no brand marks, no warning triangle, no amber or yellow, no people, no hands, no code editor, no illustration, no 3D render look, no watermark.</w:t>
+        <w:t xml:space="preserve">Negative: no branding anywhere in the scene — no logos, company names, lettering, livery, numberplates or signage on cabins, fencing, vehicles, hoardings, hard hats, hi-vis or any other object; all such surfaces blank; no legible text or numbers of any kind; no identifiable real location; no words anywhere, no warning triangle, no amber or yellow, no people, no hands, no code editor, no illustration, no 3D render look, no watermark.</w:t>
       </w:r>
     </w:p>
     <w:p>
@@ -2755,7 +2820,7 @@
           <w:sz w:val="19"/>
           <w:szCs w:val="19"/>
         </w:rPr>
-        <w:t xml:space="preserve">Negative: no legible text, no legible numbers, no logos, no brand marks, no handwriting, no sticky notes, no corkboard, no pins through the paper, no people, no hands, no clutter, no warm tungsten light, no illustration, no watermark.</w:t>
+        <w:t xml:space="preserve">Negative: no branding anywhere in the scene — no logos, company names, lettering, livery, numberplates or signage on cabins, fencing, vehicles, hoardings, hard hats, hi-vis or any other object; all such surfaces blank; no legible text or numbers of any kind; no identifiable real location; no handwriting, no sticky notes, no corkboard, no pins through the paper, no people, no hands, no clutter, no warm tungsten light, no illustration, no watermark.</w:t>
       </w:r>
     </w:p>
     <w:p>
